--- a/492 ВКР Белова Елизавета.docx
+++ b/492 ВКР Белова Елизавета.docx
@@ -2569,6 +2569,7 @@
       <w:r>
         <w:rPr>
           <w:rFonts w:ascii="Times New Roman" w:hAnsi="Times New Roman" w:cs="Times New Roman"/>
+          <w:noProof/>
           <w:sz w:val="28"/>
           <w:szCs w:val="28"/>
           <w:lang w:val="ru-RU"/>
@@ -2721,6 +2722,7 @@
       <w:r>
         <w:rPr>
           <w:rFonts w:ascii="Times New Roman" w:hAnsi="Times New Roman" w:cs="Times New Roman"/>
+          <w:noProof/>
           <w:sz w:val="28"/>
           <w:szCs w:val="28"/>
           <w:lang w:val="ru-RU"/>
@@ -6000,25 +6002,7 @@
           <w:szCs w:val="28"/>
           <w:lang w:val="ru-RU"/>
         </w:rPr>
-        <w:t>(рисунок 2.</w:t>
-      </w:r>
-      <w:r>
-        <w:rPr>
-          <w:rFonts w:ascii="Times New Roman" w:hAnsi="Times New Roman" w:cs="Times New Roman"/>
-          <w:sz w:val="28"/>
-          <w:szCs w:val="28"/>
-          <w:lang w:val="ru-RU"/>
-        </w:rPr>
-        <w:t>2</w:t>
-      </w:r>
-      <w:r>
-        <w:rPr>
-          <w:rFonts w:ascii="Times New Roman" w:hAnsi="Times New Roman" w:cs="Times New Roman"/>
-          <w:sz w:val="28"/>
-          <w:szCs w:val="28"/>
-          <w:lang w:val="ru-RU"/>
-        </w:rPr>
-        <w:t>)</w:t>
+        <w:t>(рисунок 2.2)</w:t>
       </w:r>
       <w:r>
         <w:rPr>
@@ -6275,25 +6259,7 @@
           <w:szCs w:val="28"/>
           <w:lang w:val="ru-RU"/>
         </w:rPr>
-        <w:t>(рисунок 2.</w:t>
-      </w:r>
-      <w:r>
-        <w:rPr>
-          <w:rFonts w:ascii="Times New Roman" w:hAnsi="Times New Roman" w:cs="Times New Roman"/>
-          <w:sz w:val="28"/>
-          <w:szCs w:val="28"/>
-          <w:lang w:val="ru-RU"/>
-        </w:rPr>
-        <w:t>3</w:t>
-      </w:r>
-      <w:r>
-        <w:rPr>
-          <w:rFonts w:ascii="Times New Roman" w:hAnsi="Times New Roman" w:cs="Times New Roman"/>
-          <w:sz w:val="28"/>
-          <w:szCs w:val="28"/>
-          <w:lang w:val="ru-RU"/>
-        </w:rPr>
-        <w:t>)</w:t>
+        <w:t>(рисунок 2.3)</w:t>
       </w:r>
       <w:r>
         <w:rPr>
@@ -6509,25 +6475,7 @@
           <w:szCs w:val="28"/>
           <w:lang w:val="ru-RU"/>
         </w:rPr>
-        <w:t>(рисунок 2.</w:t>
-      </w:r>
-      <w:r>
-        <w:rPr>
-          <w:rFonts w:ascii="Times New Roman" w:hAnsi="Times New Roman" w:cs="Times New Roman"/>
-          <w:sz w:val="28"/>
-          <w:szCs w:val="28"/>
-          <w:lang w:val="ru-RU"/>
-        </w:rPr>
-        <w:t>4</w:t>
-      </w:r>
-      <w:r>
-        <w:rPr>
-          <w:rFonts w:ascii="Times New Roman" w:hAnsi="Times New Roman" w:cs="Times New Roman"/>
-          <w:sz w:val="28"/>
-          <w:szCs w:val="28"/>
-          <w:lang w:val="ru-RU"/>
-        </w:rPr>
-        <w:t>)</w:t>
+        <w:t>(рисунок 2.4)</w:t>
       </w:r>
       <w:r>
         <w:rPr>
@@ -7327,16 +7275,7 @@
           <w:szCs w:val="28"/>
           <w:lang w:val="ru-RU"/>
         </w:rPr>
-        <w:t xml:space="preserve">Здесь представлен </w:t>
-      </w:r>
-      <w:r>
-        <w:rPr>
-          <w:rFonts w:ascii="Times New Roman" w:hAnsi="Times New Roman" w:cs="Times New Roman"/>
-          <w:sz w:val="28"/>
-          <w:szCs w:val="28"/>
-          <w:lang w:val="ru-RU"/>
-        </w:rPr>
-        <w:t>м</w:t>
+        <w:t>Здесь представлен м</w:t>
       </w:r>
       <w:r>
         <w:rPr>
@@ -7372,25 +7311,7 @@
           <w:szCs w:val="28"/>
           <w:lang w:val="ru-RU"/>
         </w:rPr>
-        <w:t>по этапам проведения сделок(рисунок 2.</w:t>
-      </w:r>
-      <w:r>
-        <w:rPr>
-          <w:rFonts w:ascii="Times New Roman" w:hAnsi="Times New Roman" w:cs="Times New Roman"/>
-          <w:sz w:val="28"/>
-          <w:szCs w:val="28"/>
-          <w:lang w:val="ru-RU"/>
-        </w:rPr>
-        <w:t>7</w:t>
-      </w:r>
-      <w:r>
-        <w:rPr>
-          <w:rFonts w:ascii="Times New Roman" w:hAnsi="Times New Roman" w:cs="Times New Roman"/>
-          <w:sz w:val="28"/>
-          <w:szCs w:val="28"/>
-          <w:lang w:val="ru-RU"/>
-        </w:rPr>
-        <w:t>).</w:t>
+        <w:t>по этапам проведения сделок(рисунок 2.7).</w:t>
       </w:r>
     </w:p>
     <w:p>
@@ -7553,25 +7474,7 @@
           <w:szCs w:val="28"/>
           <w:lang w:val="ru-RU"/>
         </w:rPr>
-        <w:t>Здесь представлен</w:t>
-      </w:r>
-      <w:r>
-        <w:rPr>
-          <w:rFonts w:ascii="Times New Roman" w:hAnsi="Times New Roman" w:cs="Times New Roman"/>
-          <w:sz w:val="28"/>
-          <w:szCs w:val="28"/>
-          <w:lang w:val="ru-RU"/>
-        </w:rPr>
-        <w:t>о</w:t>
-      </w:r>
-      <w:r>
-        <w:rPr>
-          <w:rFonts w:ascii="Times New Roman" w:hAnsi="Times New Roman" w:cs="Times New Roman"/>
-          <w:sz w:val="28"/>
-          <w:szCs w:val="28"/>
-          <w:lang w:val="ru-RU"/>
-        </w:rPr>
-        <w:t xml:space="preserve"> </w:t>
+        <w:t xml:space="preserve">Здесь представлено </w:t>
       </w:r>
       <w:r>
         <w:rPr>
@@ -7622,7 +7525,6 @@
           <w:rFonts w:ascii="Times New Roman" w:hAnsi="Times New Roman" w:cs="Times New Roman"/>
           <w:sz w:val="28"/>
           <w:szCs w:val="28"/>
-          <w:lang w:val="ru-RU"/>
         </w:rPr>
       </w:pPr>
       <w:r>
@@ -7647,7 +7549,6 @@
           <w:rFonts w:ascii="Times New Roman" w:hAnsi="Times New Roman" w:cs="Times New Roman"/>
           <w:sz w:val="28"/>
           <w:szCs w:val="28"/>
-          <w:lang w:val="ru-RU"/>
         </w:rPr>
         <w:t>8</w:t>
       </w:r>
@@ -9256,13 +9157,15 @@
           <w:rFonts w:ascii="Times New Roman" w:hAnsi="Times New Roman" w:cs="Times New Roman"/>
           <w:sz w:val="28"/>
           <w:szCs w:val="28"/>
-        </w:rPr>
-      </w:pPr>
-      <w:r>
-        <w:rPr>
-          <w:rFonts w:ascii="Times New Roman" w:hAnsi="Times New Roman" w:cs="Times New Roman"/>
-          <w:sz w:val="28"/>
-          <w:szCs w:val="28"/>
+          <w:lang w:val="ru-RU"/>
+        </w:rPr>
+      </w:pPr>
+      <w:r>
+        <w:rPr>
+          <w:rFonts w:ascii="Times New Roman" w:hAnsi="Times New Roman" w:cs="Times New Roman"/>
+          <w:sz w:val="28"/>
+          <w:szCs w:val="28"/>
+          <w:lang w:val="ru-RU"/>
         </w:rPr>
         <w:t>}</w:t>
       </w:r>
@@ -9276,6 +9179,7 @@
           <w:rFonts w:ascii="Times New Roman" w:hAnsi="Times New Roman" w:cs="Times New Roman"/>
           <w:sz w:val="28"/>
           <w:szCs w:val="28"/>
+          <w:lang w:val="ru-RU"/>
         </w:rPr>
       </w:pPr>
     </w:p>
@@ -9373,7 +9277,6 @@
           <w:rFonts w:ascii="Times New Roman" w:hAnsi="Times New Roman" w:cs="Times New Roman"/>
           <w:sz w:val="28"/>
           <w:szCs w:val="28"/>
-          <w:lang w:val="ru-RU"/>
         </w:rPr>
       </w:pPr>
       <w:r>
@@ -9398,7 +9301,6 @@
           <w:rFonts w:ascii="Times New Roman" w:hAnsi="Times New Roman" w:cs="Times New Roman"/>
           <w:sz w:val="28"/>
           <w:szCs w:val="28"/>
-          <w:lang w:val="ru-RU"/>
         </w:rPr>
         <w:t>9</w:t>
       </w:r>
@@ -10209,13 +10111,15 @@
           <w:rFonts w:ascii="Times New Roman" w:hAnsi="Times New Roman" w:cs="Times New Roman"/>
           <w:sz w:val="28"/>
           <w:szCs w:val="28"/>
-        </w:rPr>
-      </w:pPr>
-      <w:r>
-        <w:rPr>
-          <w:rFonts w:ascii="Times New Roman" w:hAnsi="Times New Roman" w:cs="Times New Roman"/>
-          <w:sz w:val="28"/>
-          <w:szCs w:val="28"/>
+          <w:lang w:val="ru-RU"/>
+        </w:rPr>
+      </w:pPr>
+      <w:r>
+        <w:rPr>
+          <w:rFonts w:ascii="Times New Roman" w:hAnsi="Times New Roman" w:cs="Times New Roman"/>
+          <w:sz w:val="28"/>
+          <w:szCs w:val="28"/>
+          <w:lang w:val="ru-RU"/>
         </w:rPr>
         <w:lastRenderedPageBreak/>
         <w:t>}</w:t>
@@ -10230,6 +10134,7 @@
           <w:rFonts w:ascii="Times New Roman" w:hAnsi="Times New Roman" w:cs="Times New Roman"/>
           <w:sz w:val="28"/>
           <w:szCs w:val="28"/>
+          <w:lang w:val="ru-RU"/>
         </w:rPr>
       </w:pPr>
     </w:p>
@@ -10294,7 +10199,6 @@
           <w:rFonts w:ascii="Times New Roman" w:hAnsi="Times New Roman" w:cs="Times New Roman"/>
           <w:sz w:val="28"/>
           <w:szCs w:val="28"/>
-          <w:lang w:val="ru-RU"/>
         </w:rPr>
       </w:pPr>
       <w:r>
@@ -10319,7 +10223,6 @@
           <w:rFonts w:ascii="Times New Roman" w:hAnsi="Times New Roman" w:cs="Times New Roman"/>
           <w:sz w:val="28"/>
           <w:szCs w:val="28"/>
-          <w:lang w:val="ru-RU"/>
         </w:rPr>
         <w:t>10</w:t>
       </w:r>
@@ -11089,39 +10992,51 @@
           <w:rFonts w:ascii="Times New Roman" w:hAnsi="Times New Roman" w:cs="Times New Roman"/>
           <w:sz w:val="28"/>
           <w:szCs w:val="28"/>
-        </w:rPr>
-      </w:pPr>
-      <w:r>
-        <w:rPr>
-          <w:rFonts w:ascii="Times New Roman" w:hAnsi="Times New Roman" w:cs="Times New Roman"/>
-          <w:sz w:val="28"/>
-          <w:szCs w:val="28"/>
-        </w:rPr>
-        <w:t xml:space="preserve">  },</w:t>
-      </w:r>
-    </w:p>
-    <w:p>
-      <w:pPr>
-        <w:pBdr>
-          <w:top w:val="single" w:sz="4" w:space="1" w:color="auto"/>
-          <w:left w:val="single" w:sz="4" w:space="4" w:color="auto"/>
-          <w:bottom w:val="single" w:sz="4" w:space="1" w:color="auto"/>
-          <w:right w:val="single" w:sz="4" w:space="4" w:color="auto"/>
-        </w:pBdr>
-        <w:spacing w:after="0" w:line="360" w:lineRule="auto"/>
-        <w:ind w:firstLine="709"/>
-        <w:jc w:val="both"/>
-        <w:rPr>
-          <w:rFonts w:ascii="Times New Roman" w:hAnsi="Times New Roman" w:cs="Times New Roman"/>
-          <w:sz w:val="28"/>
-          <w:szCs w:val="28"/>
-        </w:rPr>
-      </w:pPr>
-      <w:r>
-        <w:rPr>
-          <w:rFonts w:ascii="Times New Roman" w:hAnsi="Times New Roman" w:cs="Times New Roman"/>
-          <w:sz w:val="28"/>
-          <w:szCs w:val="28"/>
+          <w:lang w:val="ru-RU"/>
+        </w:rPr>
+      </w:pPr>
+      <w:r>
+        <w:rPr>
+          <w:rFonts w:ascii="Times New Roman" w:hAnsi="Times New Roman" w:cs="Times New Roman"/>
+          <w:sz w:val="28"/>
+          <w:szCs w:val="28"/>
+        </w:rPr>
+        <w:t xml:space="preserve">  </w:t>
+      </w:r>
+      <w:r>
+        <w:rPr>
+          <w:rFonts w:ascii="Times New Roman" w:hAnsi="Times New Roman" w:cs="Times New Roman"/>
+          <w:sz w:val="28"/>
+          <w:szCs w:val="28"/>
+          <w:lang w:val="ru-RU"/>
+        </w:rPr>
+        <w:t>},</w:t>
+      </w:r>
+    </w:p>
+    <w:p>
+      <w:pPr>
+        <w:pBdr>
+          <w:top w:val="single" w:sz="4" w:space="1" w:color="auto"/>
+          <w:left w:val="single" w:sz="4" w:space="4" w:color="auto"/>
+          <w:bottom w:val="single" w:sz="4" w:space="1" w:color="auto"/>
+          <w:right w:val="single" w:sz="4" w:space="4" w:color="auto"/>
+        </w:pBdr>
+        <w:spacing w:after="0" w:line="360" w:lineRule="auto"/>
+        <w:ind w:firstLine="709"/>
+        <w:jc w:val="both"/>
+        <w:rPr>
+          <w:rFonts w:ascii="Times New Roman" w:hAnsi="Times New Roman" w:cs="Times New Roman"/>
+          <w:sz w:val="28"/>
+          <w:szCs w:val="28"/>
+          <w:lang w:val="ru-RU"/>
+        </w:rPr>
+      </w:pPr>
+      <w:r>
+        <w:rPr>
+          <w:rFonts w:ascii="Times New Roman" w:hAnsi="Times New Roman" w:cs="Times New Roman"/>
+          <w:sz w:val="28"/>
+          <w:szCs w:val="28"/>
+          <w:lang w:val="ru-RU"/>
         </w:rPr>
         <w:t>};</w:t>
       </w:r>
@@ -11135,6 +11050,7 @@
           <w:rFonts w:ascii="Times New Roman" w:hAnsi="Times New Roman" w:cs="Times New Roman"/>
           <w:sz w:val="28"/>
           <w:szCs w:val="28"/>
+          <w:lang w:val="ru-RU"/>
         </w:rPr>
       </w:pPr>
     </w:p>
@@ -11207,7 +11123,6 @@
           <w:rFonts w:ascii="Times New Roman" w:hAnsi="Times New Roman" w:cs="Times New Roman"/>
           <w:sz w:val="28"/>
           <w:szCs w:val="28"/>
-          <w:lang w:val="ru-RU"/>
         </w:rPr>
       </w:pPr>
       <w:r>
@@ -11232,7 +11147,6 @@
           <w:rFonts w:ascii="Times New Roman" w:hAnsi="Times New Roman" w:cs="Times New Roman"/>
           <w:sz w:val="28"/>
           <w:szCs w:val="28"/>
-          <w:lang w:val="ru-RU"/>
         </w:rPr>
         <w:t>1</w:t>
       </w:r>
@@ -14126,13 +14040,15 @@
           <w:rFonts w:ascii="Times New Roman" w:hAnsi="Times New Roman" w:cs="Times New Roman"/>
           <w:sz w:val="28"/>
           <w:szCs w:val="28"/>
-        </w:rPr>
-      </w:pPr>
-      <w:r>
-        <w:rPr>
-          <w:rFonts w:ascii="Times New Roman" w:hAnsi="Times New Roman" w:cs="Times New Roman"/>
-          <w:sz w:val="28"/>
-          <w:szCs w:val="28"/>
+          <w:lang w:val="ru-RU"/>
+        </w:rPr>
+      </w:pPr>
+      <w:r>
+        <w:rPr>
+          <w:rFonts w:ascii="Times New Roman" w:hAnsi="Times New Roman" w:cs="Times New Roman"/>
+          <w:sz w:val="28"/>
+          <w:szCs w:val="28"/>
+          <w:lang w:val="ru-RU"/>
         </w:rPr>
         <w:t>}</w:t>
       </w:r>
@@ -14236,24 +14152,30 @@
           <w:rFonts w:ascii="Times New Roman" w:hAnsi="Times New Roman" w:cs="Times New Roman"/>
           <w:sz w:val="28"/>
           <w:szCs w:val="28"/>
-          <w:lang w:val="ru-RU"/>
-        </w:rPr>
-      </w:pPr>
-      <w:r>
-        <w:rPr>
-          <w:rFonts w:ascii="Times New Roman" w:hAnsi="Times New Roman" w:cs="Times New Roman"/>
-          <w:sz w:val="28"/>
-          <w:szCs w:val="28"/>
-          <w:lang w:val="ru-RU"/>
-        </w:rPr>
-        <w:t>Таблица 2.1</w:t>
-      </w:r>
-      <w:r>
-        <w:rPr>
-          <w:rFonts w:ascii="Times New Roman" w:hAnsi="Times New Roman" w:cs="Times New Roman"/>
-          <w:sz w:val="28"/>
-          <w:szCs w:val="28"/>
-          <w:lang w:val="ru-RU"/>
+        </w:rPr>
+      </w:pPr>
+      <w:r>
+        <w:rPr>
+          <w:rFonts w:ascii="Times New Roman" w:hAnsi="Times New Roman" w:cs="Times New Roman"/>
+          <w:sz w:val="28"/>
+          <w:szCs w:val="28"/>
+          <w:lang w:val="ru-RU"/>
+        </w:rPr>
+        <w:t>Таблица</w:t>
+      </w:r>
+      <w:r>
+        <w:rPr>
+          <w:rFonts w:ascii="Times New Roman" w:hAnsi="Times New Roman" w:cs="Times New Roman"/>
+          <w:sz w:val="28"/>
+          <w:szCs w:val="28"/>
+        </w:rPr>
+        <w:t xml:space="preserve"> 2.1</w:t>
+      </w:r>
+      <w:r>
+        <w:rPr>
+          <w:rFonts w:ascii="Times New Roman" w:hAnsi="Times New Roman" w:cs="Times New Roman"/>
+          <w:sz w:val="28"/>
+          <w:szCs w:val="28"/>
         </w:rPr>
         <w:t>2</w:t>
       </w:r>
@@ -15133,39 +15055,68 @@
           <w:rFonts w:ascii="Times New Roman" w:hAnsi="Times New Roman" w:cs="Times New Roman"/>
           <w:sz w:val="28"/>
           <w:szCs w:val="28"/>
-        </w:rPr>
-      </w:pPr>
-      <w:r>
-        <w:rPr>
-          <w:rFonts w:ascii="Times New Roman" w:hAnsi="Times New Roman" w:cs="Times New Roman"/>
-          <w:sz w:val="28"/>
-          <w:szCs w:val="28"/>
-        </w:rPr>
-        <w:t xml:space="preserve">    &lt;/div&gt;</w:t>
-      </w:r>
-    </w:p>
-    <w:p>
-      <w:pPr>
-        <w:pBdr>
-          <w:top w:val="single" w:sz="4" w:space="1" w:color="auto"/>
-          <w:left w:val="single" w:sz="4" w:space="4" w:color="auto"/>
-          <w:bottom w:val="single" w:sz="4" w:space="1" w:color="auto"/>
-          <w:right w:val="single" w:sz="4" w:space="4" w:color="auto"/>
-        </w:pBdr>
-        <w:spacing w:after="0" w:line="360" w:lineRule="auto"/>
-        <w:ind w:firstLine="709"/>
-        <w:jc w:val="both"/>
-        <w:rPr>
-          <w:rFonts w:ascii="Times New Roman" w:hAnsi="Times New Roman" w:cs="Times New Roman"/>
-          <w:sz w:val="28"/>
-          <w:szCs w:val="28"/>
-        </w:rPr>
-      </w:pPr>
-      <w:r>
-        <w:rPr>
-          <w:rFonts w:ascii="Times New Roman" w:hAnsi="Times New Roman" w:cs="Times New Roman"/>
-          <w:sz w:val="28"/>
-          <w:szCs w:val="28"/>
+          <w:lang w:val="ru-RU"/>
+        </w:rPr>
+      </w:pPr>
+      <w:r>
+        <w:rPr>
+          <w:rFonts w:ascii="Times New Roman" w:hAnsi="Times New Roman" w:cs="Times New Roman"/>
+          <w:sz w:val="28"/>
+          <w:szCs w:val="28"/>
+        </w:rPr>
+        <w:t xml:space="preserve">    </w:t>
+      </w:r>
+      <w:r>
+        <w:rPr>
+          <w:rFonts w:ascii="Times New Roman" w:hAnsi="Times New Roman" w:cs="Times New Roman"/>
+          <w:sz w:val="28"/>
+          <w:szCs w:val="28"/>
+          <w:lang w:val="ru-RU"/>
+        </w:rPr>
+        <w:t>&lt;/</w:t>
+      </w:r>
+      <w:r>
+        <w:rPr>
+          <w:rFonts w:ascii="Times New Roman" w:hAnsi="Times New Roman" w:cs="Times New Roman"/>
+          <w:sz w:val="28"/>
+          <w:szCs w:val="28"/>
+        </w:rPr>
+        <w:t>div</w:t>
+      </w:r>
+      <w:r>
+        <w:rPr>
+          <w:rFonts w:ascii="Times New Roman" w:hAnsi="Times New Roman" w:cs="Times New Roman"/>
+          <w:sz w:val="28"/>
+          <w:szCs w:val="28"/>
+          <w:lang w:val="ru-RU"/>
+        </w:rPr>
+        <w:t>&gt;</w:t>
+      </w:r>
+    </w:p>
+    <w:p>
+      <w:pPr>
+        <w:pBdr>
+          <w:top w:val="single" w:sz="4" w:space="1" w:color="auto"/>
+          <w:left w:val="single" w:sz="4" w:space="4" w:color="auto"/>
+          <w:bottom w:val="single" w:sz="4" w:space="1" w:color="auto"/>
+          <w:right w:val="single" w:sz="4" w:space="4" w:color="auto"/>
+        </w:pBdr>
+        <w:spacing w:after="0" w:line="360" w:lineRule="auto"/>
+        <w:ind w:firstLine="709"/>
+        <w:jc w:val="both"/>
+        <w:rPr>
+          <w:rFonts w:ascii="Times New Roman" w:hAnsi="Times New Roman" w:cs="Times New Roman"/>
+          <w:sz w:val="28"/>
+          <w:szCs w:val="28"/>
+          <w:lang w:val="ru-RU"/>
+        </w:rPr>
+      </w:pPr>
+      <w:r>
+        <w:rPr>
+          <w:rFonts w:ascii="Times New Roman" w:hAnsi="Times New Roman" w:cs="Times New Roman"/>
+          <w:sz w:val="28"/>
+          <w:szCs w:val="28"/>
+          <w:lang w:val="ru-RU"/>
         </w:rPr>
         <w:t xml:space="preserve">  );</w:t>
       </w:r>
@@ -15185,13 +15136,15 @@
           <w:rFonts w:ascii="Times New Roman" w:hAnsi="Times New Roman" w:cs="Times New Roman"/>
           <w:sz w:val="28"/>
           <w:szCs w:val="28"/>
-        </w:rPr>
-      </w:pPr>
-      <w:r>
-        <w:rPr>
-          <w:rFonts w:ascii="Times New Roman" w:hAnsi="Times New Roman" w:cs="Times New Roman"/>
-          <w:sz w:val="28"/>
-          <w:szCs w:val="28"/>
+          <w:lang w:val="ru-RU"/>
+        </w:rPr>
+      </w:pPr>
+      <w:r>
+        <w:rPr>
+          <w:rFonts w:ascii="Times New Roman" w:hAnsi="Times New Roman" w:cs="Times New Roman"/>
+          <w:sz w:val="28"/>
+          <w:szCs w:val="28"/>
+          <w:lang w:val="ru-RU"/>
         </w:rPr>
         <w:t>});</w:t>
       </w:r>
@@ -15340,24 +15293,30 @@
           <w:rFonts w:ascii="Times New Roman" w:hAnsi="Times New Roman" w:cs="Times New Roman"/>
           <w:sz w:val="28"/>
           <w:szCs w:val="28"/>
-          <w:lang w:val="ru-RU"/>
-        </w:rPr>
-      </w:pPr>
-      <w:r>
-        <w:rPr>
-          <w:rFonts w:ascii="Times New Roman" w:hAnsi="Times New Roman" w:cs="Times New Roman"/>
-          <w:sz w:val="28"/>
-          <w:szCs w:val="28"/>
-          <w:lang w:val="ru-RU"/>
-        </w:rPr>
-        <w:t>Таблица 2.1</w:t>
-      </w:r>
-      <w:r>
-        <w:rPr>
-          <w:rFonts w:ascii="Times New Roman" w:hAnsi="Times New Roman" w:cs="Times New Roman"/>
-          <w:sz w:val="28"/>
-          <w:szCs w:val="28"/>
-          <w:lang w:val="ru-RU"/>
+        </w:rPr>
+      </w:pPr>
+      <w:r>
+        <w:rPr>
+          <w:rFonts w:ascii="Times New Roman" w:hAnsi="Times New Roman" w:cs="Times New Roman"/>
+          <w:sz w:val="28"/>
+          <w:szCs w:val="28"/>
+          <w:lang w:val="ru-RU"/>
+        </w:rPr>
+        <w:t>Таблица</w:t>
+      </w:r>
+      <w:r>
+        <w:rPr>
+          <w:rFonts w:ascii="Times New Roman" w:hAnsi="Times New Roman" w:cs="Times New Roman"/>
+          <w:sz w:val="28"/>
+          <w:szCs w:val="28"/>
+        </w:rPr>
+        <w:t xml:space="preserve"> 2.1</w:t>
+      </w:r>
+      <w:r>
+        <w:rPr>
+          <w:rFonts w:ascii="Times New Roman" w:hAnsi="Times New Roman" w:cs="Times New Roman"/>
+          <w:sz w:val="28"/>
+          <w:szCs w:val="28"/>
         </w:rPr>
         <w:t>3</w:t>
       </w:r>
@@ -16245,7 +16204,6 @@
           <w:rFonts w:ascii="Times New Roman" w:hAnsi="Times New Roman" w:cs="Times New Roman"/>
           <w:sz w:val="28"/>
           <w:szCs w:val="28"/>
-          <w:lang w:val="ru-RU"/>
         </w:rPr>
       </w:pPr>
       <w:r>
@@ -16261,7 +16219,6 @@
           <w:rFonts w:ascii="Times New Roman" w:hAnsi="Times New Roman" w:cs="Times New Roman"/>
           <w:sz w:val="28"/>
           <w:szCs w:val="28"/>
-          <w:lang w:val="ru-RU"/>
         </w:rPr>
         <w:t>-</w:t>
       </w:r>
@@ -16278,34 +16235,100 @@
           <w:rFonts w:ascii="Times New Roman" w:hAnsi="Times New Roman" w:cs="Times New Roman"/>
           <w:sz w:val="28"/>
           <w:szCs w:val="28"/>
-          <w:lang w:val="ru-RU"/>
-        </w:rPr>
-        <w:t>="Перейти на главную страницу"</w:t>
-      </w:r>
-    </w:p>
-    <w:p>
-      <w:pPr>
-        <w:pBdr>
-          <w:top w:val="single" w:sz="4" w:space="1" w:color="auto"/>
-          <w:left w:val="single" w:sz="4" w:space="4" w:color="auto"/>
-          <w:bottom w:val="single" w:sz="4" w:space="1" w:color="auto"/>
-          <w:right w:val="single" w:sz="4" w:space="4" w:color="auto"/>
-        </w:pBdr>
-        <w:spacing w:after="0" w:line="360" w:lineRule="auto"/>
-        <w:ind w:firstLine="709"/>
-        <w:jc w:val="both"/>
-        <w:rPr>
-          <w:rFonts w:ascii="Times New Roman" w:hAnsi="Times New Roman" w:cs="Times New Roman"/>
-          <w:sz w:val="28"/>
-          <w:szCs w:val="28"/>
-        </w:rPr>
-      </w:pPr>
-      <w:r>
-        <w:rPr>
-          <w:rFonts w:ascii="Times New Roman" w:hAnsi="Times New Roman" w:cs="Times New Roman"/>
-          <w:sz w:val="28"/>
-          <w:szCs w:val="28"/>
-          <w:lang w:val="ru-RU"/>
+        </w:rPr>
+        <w:t>="</w:t>
+      </w:r>
+      <w:r>
+        <w:rPr>
+          <w:rFonts w:ascii="Times New Roman" w:hAnsi="Times New Roman" w:cs="Times New Roman"/>
+          <w:sz w:val="28"/>
+          <w:szCs w:val="28"/>
+          <w:lang w:val="ru-RU"/>
+        </w:rPr>
+        <w:t>Перейти</w:t>
+      </w:r>
+      <w:r>
+        <w:rPr>
+          <w:rFonts w:ascii="Times New Roman" w:hAnsi="Times New Roman" w:cs="Times New Roman"/>
+          <w:sz w:val="28"/>
+          <w:szCs w:val="28"/>
+        </w:rPr>
+        <w:t xml:space="preserve"> </w:t>
+      </w:r>
+      <w:r>
+        <w:rPr>
+          <w:rFonts w:ascii="Times New Roman" w:hAnsi="Times New Roman" w:cs="Times New Roman"/>
+          <w:sz w:val="28"/>
+          <w:szCs w:val="28"/>
+          <w:lang w:val="ru-RU"/>
+        </w:rPr>
+        <w:t>на</w:t>
+      </w:r>
+      <w:r>
+        <w:rPr>
+          <w:rFonts w:ascii="Times New Roman" w:hAnsi="Times New Roman" w:cs="Times New Roman"/>
+          <w:sz w:val="28"/>
+          <w:szCs w:val="28"/>
+        </w:rPr>
+        <w:t xml:space="preserve"> </w:t>
+      </w:r>
+      <w:r>
+        <w:rPr>
+          <w:rFonts w:ascii="Times New Roman" w:hAnsi="Times New Roman" w:cs="Times New Roman"/>
+          <w:sz w:val="28"/>
+          <w:szCs w:val="28"/>
+          <w:lang w:val="ru-RU"/>
+        </w:rPr>
+        <w:t>главную</w:t>
+      </w:r>
+      <w:r>
+        <w:rPr>
+          <w:rFonts w:ascii="Times New Roman" w:hAnsi="Times New Roman" w:cs="Times New Roman"/>
+          <w:sz w:val="28"/>
+          <w:szCs w:val="28"/>
+        </w:rPr>
+        <w:t xml:space="preserve"> </w:t>
+      </w:r>
+      <w:r>
+        <w:rPr>
+          <w:rFonts w:ascii="Times New Roman" w:hAnsi="Times New Roman" w:cs="Times New Roman"/>
+          <w:sz w:val="28"/>
+          <w:szCs w:val="28"/>
+          <w:lang w:val="ru-RU"/>
+        </w:rPr>
+        <w:t>страницу</w:t>
+      </w:r>
+      <w:r>
+        <w:rPr>
+          <w:rFonts w:ascii="Times New Roman" w:hAnsi="Times New Roman" w:cs="Times New Roman"/>
+          <w:sz w:val="28"/>
+          <w:szCs w:val="28"/>
+        </w:rPr>
+        <w:t>"</w:t>
+      </w:r>
+    </w:p>
+    <w:p>
+      <w:pPr>
+        <w:pBdr>
+          <w:top w:val="single" w:sz="4" w:space="1" w:color="auto"/>
+          <w:left w:val="single" w:sz="4" w:space="4" w:color="auto"/>
+          <w:bottom w:val="single" w:sz="4" w:space="1" w:color="auto"/>
+          <w:right w:val="single" w:sz="4" w:space="4" w:color="auto"/>
+        </w:pBdr>
+        <w:spacing w:after="0" w:line="360" w:lineRule="auto"/>
+        <w:ind w:firstLine="709"/>
+        <w:jc w:val="both"/>
+        <w:rPr>
+          <w:rFonts w:ascii="Times New Roman" w:hAnsi="Times New Roman" w:cs="Times New Roman"/>
+          <w:sz w:val="28"/>
+          <w:szCs w:val="28"/>
+        </w:rPr>
+      </w:pPr>
+      <w:r>
+        <w:rPr>
+          <w:rFonts w:ascii="Times New Roman" w:hAnsi="Times New Roman" w:cs="Times New Roman"/>
+          <w:sz w:val="28"/>
+          <w:szCs w:val="28"/>
         </w:rPr>
         <w:t xml:space="preserve">        </w:t>
       </w:r>
@@ -17078,7 +17101,6 @@
           <w:rFonts w:ascii="Times New Roman" w:hAnsi="Times New Roman" w:cs="Times New Roman"/>
           <w:sz w:val="28"/>
           <w:szCs w:val="28"/>
-          <w:lang w:val="ru-RU"/>
         </w:rPr>
       </w:pPr>
       <w:r>
@@ -17095,7 +17117,6 @@
           <w:rFonts w:ascii="Times New Roman" w:hAnsi="Times New Roman" w:cs="Times New Roman"/>
           <w:sz w:val="28"/>
           <w:szCs w:val="28"/>
-          <w:lang w:val="ru-RU"/>
         </w:rPr>
         <w:t xml:space="preserve"> </w:t>
       </w:r>
@@ -17112,7 +17133,6 @@
           <w:rFonts w:ascii="Times New Roman" w:hAnsi="Times New Roman" w:cs="Times New Roman"/>
           <w:sz w:val="28"/>
           <w:szCs w:val="28"/>
-          <w:lang w:val="ru-RU"/>
         </w:rPr>
         <w:t xml:space="preserve"> </w:t>
       </w:r>
@@ -17130,7 +17150,6 @@
           <w:rFonts w:ascii="Times New Roman" w:hAnsi="Times New Roman" w:cs="Times New Roman"/>
           <w:sz w:val="28"/>
           <w:szCs w:val="28"/>
-          <w:lang w:val="ru-RU"/>
         </w:rPr>
         <w:t xml:space="preserve"> </w:t>
       </w:r>
@@ -17147,7 +17166,6 @@
           <w:rFonts w:ascii="Times New Roman" w:hAnsi="Times New Roman" w:cs="Times New Roman"/>
           <w:sz w:val="28"/>
           <w:szCs w:val="28"/>
-          <w:lang w:val="ru-RU"/>
         </w:rPr>
         <w:t>/</w:t>
       </w:r>
@@ -17164,7 +17182,6 @@
           <w:rFonts w:ascii="Times New Roman" w:hAnsi="Times New Roman" w:cs="Times New Roman"/>
           <w:sz w:val="28"/>
           <w:szCs w:val="28"/>
-          <w:lang w:val="ru-RU"/>
         </w:rPr>
         <w:t xml:space="preserve"> </w:t>
       </w:r>
@@ -17175,7 +17192,100 @@
           <w:szCs w:val="28"/>
           <w:lang w:val="ru-RU"/>
         </w:rPr>
-        <w:t>навигационного меню в верхней части сайта.</w:t>
+        <w:t>навигационного</w:t>
+      </w:r>
+      <w:r>
+        <w:rPr>
+          <w:rFonts w:ascii="Times New Roman" w:hAnsi="Times New Roman" w:cs="Times New Roman"/>
+          <w:sz w:val="28"/>
+          <w:szCs w:val="28"/>
+        </w:rPr>
+        <w:t xml:space="preserve"> </w:t>
+      </w:r>
+      <w:r>
+        <w:rPr>
+          <w:rFonts w:ascii="Times New Roman" w:hAnsi="Times New Roman" w:cs="Times New Roman"/>
+          <w:sz w:val="28"/>
+          <w:szCs w:val="28"/>
+          <w:lang w:val="ru-RU"/>
+        </w:rPr>
+        <w:t>меню</w:t>
+      </w:r>
+      <w:r>
+        <w:rPr>
+          <w:rFonts w:ascii="Times New Roman" w:hAnsi="Times New Roman" w:cs="Times New Roman"/>
+          <w:sz w:val="28"/>
+          <w:szCs w:val="28"/>
+        </w:rPr>
+        <w:t xml:space="preserve"> </w:t>
+      </w:r>
+      <w:r>
+        <w:rPr>
+          <w:rFonts w:ascii="Times New Roman" w:hAnsi="Times New Roman" w:cs="Times New Roman"/>
+          <w:sz w:val="28"/>
+          <w:szCs w:val="28"/>
+          <w:lang w:val="ru-RU"/>
+        </w:rPr>
+        <w:t>в</w:t>
+      </w:r>
+      <w:r>
+        <w:rPr>
+          <w:rFonts w:ascii="Times New Roman" w:hAnsi="Times New Roman" w:cs="Times New Roman"/>
+          <w:sz w:val="28"/>
+          <w:szCs w:val="28"/>
+        </w:rPr>
+        <w:t xml:space="preserve"> </w:t>
+      </w:r>
+      <w:r>
+        <w:rPr>
+          <w:rFonts w:ascii="Times New Roman" w:hAnsi="Times New Roman" w:cs="Times New Roman"/>
+          <w:sz w:val="28"/>
+          <w:szCs w:val="28"/>
+          <w:lang w:val="ru-RU"/>
+        </w:rPr>
+        <w:t>верхней</w:t>
+      </w:r>
+      <w:r>
+        <w:rPr>
+          <w:rFonts w:ascii="Times New Roman" w:hAnsi="Times New Roman" w:cs="Times New Roman"/>
+          <w:sz w:val="28"/>
+          <w:szCs w:val="28"/>
+        </w:rPr>
+        <w:t xml:space="preserve"> </w:t>
+      </w:r>
+      <w:r>
+        <w:rPr>
+          <w:rFonts w:ascii="Times New Roman" w:hAnsi="Times New Roman" w:cs="Times New Roman"/>
+          <w:sz w:val="28"/>
+          <w:szCs w:val="28"/>
+          <w:lang w:val="ru-RU"/>
+        </w:rPr>
+        <w:t>части</w:t>
+      </w:r>
+      <w:r>
+        <w:rPr>
+          <w:rFonts w:ascii="Times New Roman" w:hAnsi="Times New Roman" w:cs="Times New Roman"/>
+          <w:sz w:val="28"/>
+          <w:szCs w:val="28"/>
+        </w:rPr>
+        <w:t xml:space="preserve"> </w:t>
+      </w:r>
+      <w:r>
+        <w:rPr>
+          <w:rFonts w:ascii="Times New Roman" w:hAnsi="Times New Roman" w:cs="Times New Roman"/>
+          <w:sz w:val="28"/>
+          <w:szCs w:val="28"/>
+          <w:lang w:val="ru-RU"/>
+        </w:rPr>
+        <w:t>сайта</w:t>
+      </w:r>
+      <w:r>
+        <w:rPr>
+          <w:rFonts w:ascii="Times New Roman" w:hAnsi="Times New Roman" w:cs="Times New Roman"/>
+          <w:sz w:val="28"/>
+          <w:szCs w:val="28"/>
+        </w:rPr>
+        <w:t>.</w:t>
       </w:r>
     </w:p>
     <w:p>
@@ -17187,7 +17297,6 @@
           <w:rFonts w:ascii="Times New Roman" w:hAnsi="Times New Roman" w:cs="Times New Roman"/>
           <w:sz w:val="28"/>
           <w:szCs w:val="28"/>
-          <w:lang w:val="ru-RU"/>
         </w:rPr>
       </w:pPr>
     </w:p>
@@ -17200,7 +17309,6 @@
           <w:rFonts w:ascii="Times New Roman" w:hAnsi="Times New Roman" w:cs="Times New Roman"/>
           <w:sz w:val="28"/>
           <w:szCs w:val="28"/>
-          <w:lang w:val="ru-RU"/>
         </w:rPr>
       </w:pPr>
       <w:r>
@@ -17225,7 +17333,6 @@
           <w:rFonts w:ascii="Times New Roman" w:hAnsi="Times New Roman" w:cs="Times New Roman"/>
           <w:sz w:val="28"/>
           <w:szCs w:val="28"/>
-          <w:lang w:val="ru-RU"/>
         </w:rPr>
         <w:t>4</w:t>
       </w:r>
@@ -30914,106 +31021,7 @@
           <w:szCs w:val="28"/>
           <w:lang w:val="ru-RU"/>
         </w:rPr>
-        <w:t>шрифты и переиспользуемые стили</w:t>
-      </w:r>
-      <w:r>
-        <w:rPr>
-          <w:rFonts w:ascii="Times New Roman" w:hAnsi="Times New Roman" w:cs="Times New Roman"/>
-          <w:sz w:val="28"/>
-          <w:szCs w:val="28"/>
-          <w:lang w:val="ru-RU"/>
-        </w:rPr>
-        <w:t xml:space="preserve"> вынесен</w:t>
-      </w:r>
-      <w:r>
-        <w:rPr>
-          <w:rFonts w:ascii="Times New Roman" w:hAnsi="Times New Roman" w:cs="Times New Roman"/>
-          <w:sz w:val="28"/>
-          <w:szCs w:val="28"/>
-          <w:lang w:val="ru-RU"/>
-        </w:rPr>
-        <w:t>ы</w:t>
-      </w:r>
-      <w:r>
-        <w:rPr>
-          <w:rFonts w:ascii="Times New Roman" w:hAnsi="Times New Roman" w:cs="Times New Roman"/>
-          <w:sz w:val="28"/>
-          <w:szCs w:val="28"/>
-          <w:lang w:val="ru-RU"/>
-        </w:rPr>
-        <w:t xml:space="preserve"> в отдельны</w:t>
-      </w:r>
-      <w:r>
-        <w:rPr>
-          <w:rFonts w:ascii="Times New Roman" w:hAnsi="Times New Roman" w:cs="Times New Roman"/>
-          <w:sz w:val="28"/>
-          <w:szCs w:val="28"/>
-          <w:lang w:val="ru-RU"/>
-        </w:rPr>
-        <w:t>е</w:t>
-      </w:r>
-      <w:r>
-        <w:rPr>
-          <w:rFonts w:ascii="Times New Roman" w:hAnsi="Times New Roman" w:cs="Times New Roman"/>
-          <w:sz w:val="28"/>
-          <w:szCs w:val="28"/>
-          <w:lang w:val="ru-RU"/>
-        </w:rPr>
-        <w:t xml:space="preserve"> файл</w:t>
-      </w:r>
-      <w:r>
-        <w:rPr>
-          <w:rFonts w:ascii="Times New Roman" w:hAnsi="Times New Roman" w:cs="Times New Roman"/>
-          <w:sz w:val="28"/>
-          <w:szCs w:val="28"/>
-          <w:lang w:val="ru-RU"/>
-        </w:rPr>
-        <w:t>ы</w:t>
-      </w:r>
-      <w:r>
-        <w:rPr>
-          <w:rFonts w:ascii="Times New Roman" w:hAnsi="Times New Roman" w:cs="Times New Roman"/>
-          <w:sz w:val="28"/>
-          <w:szCs w:val="28"/>
-          <w:lang w:val="ru-RU"/>
-        </w:rPr>
-        <w:t>. Такое решение позволяет разработчику легко менять тему сайта</w:t>
-      </w:r>
-      <w:r>
-        <w:rPr>
-          <w:rFonts w:ascii="Times New Roman" w:hAnsi="Times New Roman" w:cs="Times New Roman"/>
-          <w:sz w:val="28"/>
-          <w:szCs w:val="28"/>
-          <w:lang w:val="ru-RU"/>
-        </w:rPr>
-        <w:t xml:space="preserve"> и отображение</w:t>
-      </w:r>
-      <w:r>
-        <w:rPr>
-          <w:rFonts w:ascii="Times New Roman" w:hAnsi="Times New Roman" w:cs="Times New Roman"/>
-          <w:sz w:val="28"/>
-          <w:szCs w:val="28"/>
-          <w:lang w:val="ru-RU"/>
-        </w:rPr>
-        <w:t xml:space="preserve"> </w:t>
-      </w:r>
-      <w:r>
-        <w:rPr>
-          <w:rFonts w:ascii="Times New Roman" w:hAnsi="Times New Roman" w:cs="Times New Roman"/>
-          <w:sz w:val="28"/>
-          <w:szCs w:val="28"/>
-          <w:lang w:val="ru-RU"/>
-        </w:rPr>
-        <w:t xml:space="preserve">его элементов </w:t>
-      </w:r>
-      <w:r>
-        <w:rPr>
-          <w:rFonts w:ascii="Times New Roman" w:hAnsi="Times New Roman" w:cs="Times New Roman"/>
-          <w:sz w:val="28"/>
-          <w:szCs w:val="28"/>
-          <w:lang w:val="ru-RU"/>
-        </w:rPr>
-        <w:t>под любое настроение.</w:t>
+        <w:t>шрифты и переиспользуемые стили вынесены в отдельные файлы. Такое решение позволяет разработчику легко менять тему сайта и отображение его элементов под любое настроение.</w:t>
       </w:r>
     </w:p>
     <w:p>
@@ -32444,27 +32452,45 @@
         </w:rPr>
         <w:t>1. Подготовка локального проекта</w:t>
       </w:r>
-    </w:p>
-    <w:p>
-      <w:pPr>
-        <w:spacing w:after="0" w:line="360" w:lineRule="auto"/>
-        <w:ind w:firstLine="709"/>
-        <w:jc w:val="both"/>
-        <w:rPr>
-          <w:rFonts w:ascii="Times New Roman" w:hAnsi="Times New Roman" w:cs="Times New Roman"/>
-          <w:sz w:val="28"/>
-          <w:szCs w:val="28"/>
-          <w:lang w:val="ru-RU"/>
-        </w:rPr>
-      </w:pPr>
-      <w:r>
-        <w:rPr>
-          <w:rFonts w:ascii="Times New Roman" w:hAnsi="Times New Roman" w:cs="Times New Roman"/>
-          <w:sz w:val="28"/>
-          <w:szCs w:val="28"/>
-          <w:lang w:val="ru-RU"/>
-        </w:rPr>
-        <w:t>Сначала необходимо скачать исходный код проекта и установить все зависимости.</w:t>
+      <w:r>
+        <w:rPr>
+          <w:rFonts w:ascii="Times New Roman" w:hAnsi="Times New Roman" w:cs="Times New Roman"/>
+          <w:sz w:val="28"/>
+          <w:szCs w:val="28"/>
+          <w:lang w:val="ru-RU"/>
+        </w:rPr>
+        <w:t>.</w:t>
+      </w:r>
+    </w:p>
+    <w:p>
+      <w:pPr>
+        <w:spacing w:after="0" w:line="360" w:lineRule="auto"/>
+        <w:ind w:firstLine="709"/>
+        <w:jc w:val="both"/>
+        <w:rPr>
+          <w:rFonts w:ascii="Times New Roman" w:hAnsi="Times New Roman" w:cs="Times New Roman"/>
+          <w:sz w:val="28"/>
+          <w:szCs w:val="28"/>
+          <w:lang w:val="ru-RU"/>
+        </w:rPr>
+      </w:pPr>
+      <w:r>
+        <w:rPr>
+          <w:rFonts w:ascii="Times New Roman" w:hAnsi="Times New Roman" w:cs="Times New Roman"/>
+          <w:sz w:val="28"/>
+          <w:szCs w:val="28"/>
+          <w:lang w:val="ru-RU"/>
+        </w:rPr>
+        <w:t>Сначала необходимо скачать исходный код проекта и установить все зависимости</w:t>
+      </w:r>
+      <w:r>
+        <w:rPr>
+          <w:rFonts w:ascii="Times New Roman" w:hAnsi="Times New Roman" w:cs="Times New Roman"/>
+          <w:sz w:val="28"/>
+          <w:szCs w:val="28"/>
+          <w:lang w:val="ru-RU"/>
+        </w:rPr>
+        <w:t>:</w:t>
       </w:r>
     </w:p>
     <w:p>
@@ -32598,7 +32624,6 @@
           <w:rFonts w:ascii="Times New Roman" w:hAnsi="Times New Roman" w:cs="Times New Roman"/>
           <w:sz w:val="28"/>
           <w:szCs w:val="28"/>
-          <w:lang w:val="ru-RU"/>
         </w:rPr>
       </w:pPr>
       <w:r>
@@ -32611,6 +32636,14 @@
         <w:lastRenderedPageBreak/>
         <w:t>2. Настройка Firebase</w:t>
       </w:r>
+      <w:r>
+        <w:rPr>
+          <w:rFonts w:ascii="Times New Roman" w:hAnsi="Times New Roman" w:cs="Times New Roman"/>
+          <w:sz w:val="28"/>
+          <w:szCs w:val="28"/>
+        </w:rPr>
+        <w:t>.</w:t>
+      </w:r>
     </w:p>
     <w:p>
       <w:pPr>
@@ -32643,7 +32676,6 @@
           <w:rFonts w:ascii="Times New Roman" w:hAnsi="Times New Roman" w:cs="Times New Roman"/>
           <w:sz w:val="28"/>
           <w:szCs w:val="28"/>
-          <w:lang w:val="ru-RU"/>
         </w:rPr>
       </w:pPr>
       <w:r>
@@ -32654,6 +32686,14 @@
           <w:lang w:val="ru-RU"/>
         </w:rPr>
         <w:t>Создание проекта в Firebase</w:t>
+      </w:r>
+      <w:r>
+        <w:rPr>
+          <w:rFonts w:ascii="Times New Roman" w:hAnsi="Times New Roman" w:cs="Times New Roman"/>
+          <w:sz w:val="28"/>
+          <w:szCs w:val="28"/>
+        </w:rPr>
+        <w:t>:</w:t>
       </w:r>
     </w:p>
     <w:p>
@@ -32667,23 +32707,149 @@
           <w:tab w:val="num" w:pos="1701"/>
         </w:tabs>
         <w:spacing w:after="0" w:line="360" w:lineRule="auto"/>
-        <w:ind w:left="709" w:firstLine="709"/>
-        <w:jc w:val="both"/>
-        <w:rPr>
-          <w:rFonts w:ascii="Times New Roman" w:hAnsi="Times New Roman" w:cs="Times New Roman"/>
-          <w:sz w:val="28"/>
-          <w:szCs w:val="28"/>
-          <w:lang w:val="ru-RU"/>
-        </w:rPr>
-      </w:pPr>
-      <w:r>
-        <w:rPr>
-          <w:rFonts w:ascii="Times New Roman" w:hAnsi="Times New Roman" w:cs="Times New Roman"/>
-          <w:sz w:val="28"/>
-          <w:szCs w:val="28"/>
-          <w:lang w:val="ru-RU"/>
-        </w:rPr>
-        <w:t>Перейдите на сайт Firebase (console.firebase.google.com) и войдите в свой Google-аккаунт;</w:t>
+        <w:ind w:left="0" w:firstLine="1418"/>
+        <w:jc w:val="both"/>
+        <w:rPr>
+          <w:rFonts w:ascii="Times New Roman" w:hAnsi="Times New Roman" w:cs="Times New Roman"/>
+          <w:sz w:val="28"/>
+          <w:szCs w:val="28"/>
+        </w:rPr>
+      </w:pPr>
+      <w:r>
+        <w:rPr>
+          <w:rFonts w:ascii="Times New Roman" w:hAnsi="Times New Roman" w:cs="Times New Roman"/>
+          <w:sz w:val="28"/>
+          <w:szCs w:val="28"/>
+          <w:lang w:val="ru-RU"/>
+        </w:rPr>
+        <w:t>Перейдите</w:t>
+      </w:r>
+      <w:r>
+        <w:rPr>
+          <w:rFonts w:ascii="Times New Roman" w:hAnsi="Times New Roman" w:cs="Times New Roman"/>
+          <w:sz w:val="28"/>
+          <w:szCs w:val="28"/>
+        </w:rPr>
+        <w:t xml:space="preserve"> </w:t>
+      </w:r>
+      <w:r>
+        <w:rPr>
+          <w:rFonts w:ascii="Times New Roman" w:hAnsi="Times New Roman" w:cs="Times New Roman"/>
+          <w:sz w:val="28"/>
+          <w:szCs w:val="28"/>
+          <w:lang w:val="ru-RU"/>
+        </w:rPr>
+        <w:t>на</w:t>
+      </w:r>
+      <w:r>
+        <w:rPr>
+          <w:rFonts w:ascii="Times New Roman" w:hAnsi="Times New Roman" w:cs="Times New Roman"/>
+          <w:sz w:val="28"/>
+          <w:szCs w:val="28"/>
+        </w:rPr>
+        <w:t xml:space="preserve"> </w:t>
+      </w:r>
+      <w:r>
+        <w:rPr>
+          <w:rFonts w:ascii="Times New Roman" w:hAnsi="Times New Roman" w:cs="Times New Roman"/>
+          <w:sz w:val="28"/>
+          <w:szCs w:val="28"/>
+          <w:lang w:val="ru-RU"/>
+        </w:rPr>
+        <w:t>сайт</w:t>
+      </w:r>
+      <w:r>
+        <w:rPr>
+          <w:rFonts w:ascii="Times New Roman" w:hAnsi="Times New Roman" w:cs="Times New Roman"/>
+          <w:sz w:val="28"/>
+          <w:szCs w:val="28"/>
+        </w:rPr>
+        <w:t xml:space="preserve"> Firebase (console.firebase.google.com) </w:t>
+      </w:r>
+      <w:r>
+        <w:rPr>
+          <w:rFonts w:ascii="Times New Roman" w:hAnsi="Times New Roman" w:cs="Times New Roman"/>
+          <w:sz w:val="28"/>
+          <w:szCs w:val="28"/>
+          <w:lang w:val="ru-RU"/>
+        </w:rPr>
+        <w:t>и</w:t>
+      </w:r>
+      <w:r>
+        <w:rPr>
+          <w:rFonts w:ascii="Times New Roman" w:hAnsi="Times New Roman" w:cs="Times New Roman"/>
+          <w:sz w:val="28"/>
+          <w:szCs w:val="28"/>
+        </w:rPr>
+        <w:t xml:space="preserve"> </w:t>
+      </w:r>
+      <w:r>
+        <w:rPr>
+          <w:rFonts w:ascii="Times New Roman" w:hAnsi="Times New Roman" w:cs="Times New Roman"/>
+          <w:sz w:val="28"/>
+          <w:szCs w:val="28"/>
+          <w:lang w:val="ru-RU"/>
+        </w:rPr>
+        <w:t>войдите</w:t>
+      </w:r>
+      <w:r>
+        <w:rPr>
+          <w:rFonts w:ascii="Times New Roman" w:hAnsi="Times New Roman" w:cs="Times New Roman"/>
+          <w:sz w:val="28"/>
+          <w:szCs w:val="28"/>
+        </w:rPr>
+        <w:t xml:space="preserve"> </w:t>
+      </w:r>
+      <w:r>
+        <w:rPr>
+          <w:rFonts w:ascii="Times New Roman" w:hAnsi="Times New Roman" w:cs="Times New Roman"/>
+          <w:sz w:val="28"/>
+          <w:szCs w:val="28"/>
+          <w:lang w:val="ru-RU"/>
+        </w:rPr>
+        <w:t>в</w:t>
+      </w:r>
+      <w:r>
+        <w:rPr>
+          <w:rFonts w:ascii="Times New Roman" w:hAnsi="Times New Roman" w:cs="Times New Roman"/>
+          <w:sz w:val="28"/>
+          <w:szCs w:val="28"/>
+        </w:rPr>
+        <w:t xml:space="preserve"> </w:t>
+      </w:r>
+      <w:r>
+        <w:rPr>
+          <w:rFonts w:ascii="Times New Roman" w:hAnsi="Times New Roman" w:cs="Times New Roman"/>
+          <w:sz w:val="28"/>
+          <w:szCs w:val="28"/>
+          <w:lang w:val="ru-RU"/>
+        </w:rPr>
+        <w:t>свой</w:t>
+      </w:r>
+      <w:r>
+        <w:rPr>
+          <w:rFonts w:ascii="Times New Roman" w:hAnsi="Times New Roman" w:cs="Times New Roman"/>
+          <w:sz w:val="28"/>
+          <w:szCs w:val="28"/>
+        </w:rPr>
+        <w:t xml:space="preserve"> Google-</w:t>
+      </w:r>
+      <w:r>
+        <w:rPr>
+          <w:rFonts w:ascii="Times New Roman" w:hAnsi="Times New Roman" w:cs="Times New Roman"/>
+          <w:sz w:val="28"/>
+          <w:szCs w:val="28"/>
+          <w:lang w:val="ru-RU"/>
+        </w:rPr>
+        <w:t>аккаунт</w:t>
+      </w:r>
+      <w:r>
+        <w:rPr>
+          <w:rFonts w:ascii="Times New Roman" w:hAnsi="Times New Roman" w:cs="Times New Roman"/>
+          <w:sz w:val="28"/>
+          <w:szCs w:val="28"/>
+        </w:rPr>
+        <w:t>;</w:t>
       </w:r>
     </w:p>
     <w:p>
@@ -32697,7 +32863,7 @@
           <w:tab w:val="num" w:pos="1701"/>
         </w:tabs>
         <w:spacing w:after="0" w:line="360" w:lineRule="auto"/>
-        <w:ind w:left="709" w:firstLine="709"/>
+        <w:ind w:left="0" w:firstLine="1418"/>
         <w:jc w:val="both"/>
         <w:rPr>
           <w:rFonts w:ascii="Times New Roman" w:hAnsi="Times New Roman" w:cs="Times New Roman"/>
@@ -32727,7 +32893,7 @@
           <w:tab w:val="num" w:pos="1701"/>
         </w:tabs>
         <w:spacing w:after="0" w:line="360" w:lineRule="auto"/>
-        <w:ind w:left="709" w:firstLine="709"/>
+        <w:ind w:left="0" w:firstLine="1418"/>
         <w:jc w:val="both"/>
         <w:rPr>
           <w:rFonts w:ascii="Times New Roman" w:hAnsi="Times New Roman" w:cs="Times New Roman"/>
@@ -32757,7 +32923,7 @@
           <w:tab w:val="num" w:pos="1701"/>
         </w:tabs>
         <w:spacing w:after="0" w:line="360" w:lineRule="auto"/>
-        <w:ind w:left="709" w:firstLine="709"/>
+        <w:ind w:left="0" w:firstLine="1418"/>
         <w:jc w:val="both"/>
         <w:rPr>
           <w:rFonts w:ascii="Times New Roman" w:hAnsi="Times New Roman" w:cs="Times New Roman"/>
@@ -32788,7 +32954,6 @@
           <w:rFonts w:ascii="Times New Roman" w:hAnsi="Times New Roman" w:cs="Times New Roman"/>
           <w:sz w:val="28"/>
           <w:szCs w:val="28"/>
-          <w:lang w:val="ru-RU"/>
         </w:rPr>
       </w:pPr>
       <w:r>
@@ -32799,6 +32964,14 @@
           <w:lang w:val="ru-RU"/>
         </w:rPr>
         <w:t>Создание Realtime Database</w:t>
+      </w:r>
+      <w:r>
+        <w:rPr>
+          <w:rFonts w:ascii="Times New Roman" w:hAnsi="Times New Roman" w:cs="Times New Roman"/>
+          <w:sz w:val="28"/>
+          <w:szCs w:val="28"/>
+        </w:rPr>
+        <w:t>:</w:t>
       </w:r>
     </w:p>
     <w:p>
@@ -32812,7 +32985,7 @@
           <w:tab w:val="num" w:pos="1701"/>
         </w:tabs>
         <w:spacing w:after="0" w:line="360" w:lineRule="auto"/>
-        <w:ind w:left="709" w:firstLine="709"/>
+        <w:ind w:left="0" w:firstLine="1418"/>
         <w:jc w:val="both"/>
         <w:rPr>
           <w:rFonts w:ascii="Times New Roman" w:hAnsi="Times New Roman" w:cs="Times New Roman"/>
@@ -32900,7 +33073,7 @@
           <w:tab w:val="num" w:pos="1701"/>
         </w:tabs>
         <w:spacing w:after="0" w:line="360" w:lineRule="auto"/>
-        <w:ind w:left="709" w:firstLine="709"/>
+        <w:ind w:left="0" w:firstLine="1418"/>
         <w:jc w:val="both"/>
         <w:rPr>
           <w:rFonts w:ascii="Times New Roman" w:hAnsi="Times New Roman" w:cs="Times New Roman"/>
@@ -32930,7 +33103,7 @@
           <w:tab w:val="num" w:pos="1701"/>
         </w:tabs>
         <w:spacing w:after="0" w:line="360" w:lineRule="auto"/>
-        <w:ind w:left="709" w:firstLine="709"/>
+        <w:ind w:left="0" w:firstLine="1418"/>
         <w:jc w:val="both"/>
         <w:rPr>
           <w:rFonts w:ascii="Times New Roman" w:hAnsi="Times New Roman" w:cs="Times New Roman"/>
@@ -32960,7 +33133,7 @@
           <w:tab w:val="num" w:pos="1701"/>
         </w:tabs>
         <w:spacing w:after="0" w:line="360" w:lineRule="auto"/>
-        <w:ind w:left="709" w:firstLine="709"/>
+        <w:ind w:left="0" w:firstLine="1418"/>
         <w:jc w:val="both"/>
         <w:rPr>
           <w:rFonts w:ascii="Times New Roman" w:hAnsi="Times New Roman" w:cs="Times New Roman"/>
@@ -32990,7 +33163,7 @@
           <w:tab w:val="num" w:pos="1701"/>
         </w:tabs>
         <w:spacing w:after="0" w:line="360" w:lineRule="auto"/>
-        <w:ind w:left="709" w:firstLine="709"/>
+        <w:ind w:left="0" w:firstLine="1418"/>
         <w:jc w:val="both"/>
         <w:rPr>
           <w:rFonts w:ascii="Times New Roman" w:hAnsi="Times New Roman" w:cs="Times New Roman"/>
@@ -33032,6 +33205,15 @@
           <w:lang w:val="ru-RU"/>
         </w:rPr>
         <w:t>Получение ключей и настройка .env</w:t>
+      </w:r>
+      <w:r>
+        <w:rPr>
+          <w:rFonts w:ascii="Times New Roman" w:hAnsi="Times New Roman" w:cs="Times New Roman"/>
+          <w:sz w:val="28"/>
+          <w:szCs w:val="28"/>
+          <w:lang w:val="ru-RU"/>
+        </w:rPr>
+        <w:t>:</w:t>
       </w:r>
     </w:p>
     <w:p>
@@ -33045,7 +33227,7 @@
           <w:tab w:val="num" w:pos="1701"/>
         </w:tabs>
         <w:spacing w:after="0" w:line="360" w:lineRule="auto"/>
-        <w:ind w:left="709" w:firstLine="709"/>
+        <w:ind w:left="0" w:firstLine="1418"/>
         <w:jc w:val="both"/>
         <w:rPr>
           <w:rFonts w:ascii="Times New Roman" w:hAnsi="Times New Roman" w:cs="Times New Roman"/>
@@ -33075,7 +33257,7 @@
           <w:tab w:val="num" w:pos="1701"/>
         </w:tabs>
         <w:spacing w:after="0" w:line="360" w:lineRule="auto"/>
-        <w:ind w:left="709" w:firstLine="709"/>
+        <w:ind w:left="0" w:firstLine="1418"/>
         <w:jc w:val="both"/>
         <w:rPr>
           <w:rFonts w:ascii="Times New Roman" w:hAnsi="Times New Roman" w:cs="Times New Roman"/>
@@ -33105,7 +33287,7 @@
           <w:tab w:val="num" w:pos="1701"/>
         </w:tabs>
         <w:spacing w:after="0" w:line="360" w:lineRule="auto"/>
-        <w:ind w:left="709" w:firstLine="709"/>
+        <w:ind w:left="0" w:firstLine="1418"/>
         <w:jc w:val="both"/>
         <w:rPr>
           <w:rFonts w:ascii="Times New Roman" w:hAnsi="Times New Roman" w:cs="Times New Roman"/>
@@ -33135,7 +33317,7 @@
           <w:tab w:val="num" w:pos="1701"/>
         </w:tabs>
         <w:spacing w:after="0" w:line="360" w:lineRule="auto"/>
-        <w:ind w:left="709" w:firstLine="709"/>
+        <w:ind w:left="0" w:firstLine="1418"/>
         <w:jc w:val="both"/>
         <w:rPr>
           <w:rFonts w:ascii="Times New Roman" w:hAnsi="Times New Roman" w:cs="Times New Roman"/>
@@ -33173,7 +33355,7 @@
           <w:tab w:val="num" w:pos="1701"/>
         </w:tabs>
         <w:spacing w:after="0" w:line="360" w:lineRule="auto"/>
-        <w:ind w:left="709" w:firstLine="709"/>
+        <w:ind w:left="0" w:firstLine="1418"/>
         <w:jc w:val="both"/>
         <w:rPr>
           <w:rFonts w:ascii="Times New Roman" w:hAnsi="Times New Roman" w:cs="Times New Roman"/>
@@ -33238,7 +33420,7 @@
           <w:tab w:val="num" w:pos="1701"/>
         </w:tabs>
         <w:spacing w:after="0" w:line="360" w:lineRule="auto"/>
-        <w:ind w:left="709" w:firstLine="709"/>
+        <w:ind w:left="0" w:firstLine="1418"/>
         <w:jc w:val="both"/>
         <w:rPr>
           <w:rFonts w:ascii="Times New Roman" w:hAnsi="Times New Roman" w:cs="Times New Roman"/>
@@ -33268,7 +33450,7 @@
           <w:tab w:val="num" w:pos="1701"/>
         </w:tabs>
         <w:spacing w:after="0" w:line="360" w:lineRule="auto"/>
-        <w:ind w:left="709" w:firstLine="709"/>
+        <w:ind w:left="0" w:firstLine="1418"/>
         <w:jc w:val="both"/>
         <w:rPr>
           <w:rFonts w:ascii="Times New Roman" w:hAnsi="Times New Roman" w:cs="Times New Roman"/>
@@ -33299,7 +33481,6 @@
           <w:rFonts w:ascii="Times New Roman" w:hAnsi="Times New Roman" w:cs="Times New Roman"/>
           <w:sz w:val="28"/>
           <w:szCs w:val="28"/>
-          <w:lang w:val="ru-RU"/>
         </w:rPr>
       </w:pPr>
       <w:r>
@@ -33310,6 +33491,14 @@
           <w:lang w:val="ru-RU"/>
         </w:rPr>
         <w:t>3. Загрузка проекта на GitHub</w:t>
+      </w:r>
+      <w:r>
+        <w:rPr>
+          <w:rFonts w:ascii="Times New Roman" w:hAnsi="Times New Roman" w:cs="Times New Roman"/>
+          <w:sz w:val="28"/>
+          <w:szCs w:val="28"/>
+        </w:rPr>
+        <w:t>:</w:t>
       </w:r>
     </w:p>
     <w:p>
@@ -33318,7 +33507,7 @@
           <w:tab w:val="num" w:pos="1701"/>
         </w:tabs>
         <w:spacing w:after="0" w:line="360" w:lineRule="auto"/>
-        <w:ind w:left="709" w:firstLine="709"/>
+        <w:ind w:firstLine="1418"/>
         <w:jc w:val="both"/>
         <w:rPr>
           <w:rFonts w:ascii="Times New Roman" w:hAnsi="Times New Roman" w:cs="Times New Roman"/>
@@ -33348,7 +33537,7 @@
           <w:tab w:val="num" w:pos="1701"/>
         </w:tabs>
         <w:spacing w:after="0" w:line="360" w:lineRule="auto"/>
-        <w:ind w:left="709" w:firstLine="709"/>
+        <w:ind w:left="0" w:firstLine="1418"/>
         <w:jc w:val="both"/>
         <w:rPr>
           <w:rFonts w:ascii="Times New Roman" w:hAnsi="Times New Roman" w:cs="Times New Roman"/>
@@ -33386,7 +33575,7 @@
           <w:tab w:val="num" w:pos="1701"/>
         </w:tabs>
         <w:spacing w:after="0" w:line="360" w:lineRule="auto"/>
-        <w:ind w:left="709" w:firstLine="709"/>
+        <w:ind w:left="0" w:firstLine="1418"/>
         <w:jc w:val="both"/>
         <w:rPr>
           <w:rFonts w:ascii="Times New Roman" w:hAnsi="Times New Roman" w:cs="Times New Roman"/>
@@ -33416,7 +33605,7 @@
           <w:tab w:val="num" w:pos="1701"/>
         </w:tabs>
         <w:spacing w:after="0" w:line="360" w:lineRule="auto"/>
-        <w:ind w:left="709" w:firstLine="709"/>
+        <w:ind w:left="0" w:firstLine="1418"/>
         <w:jc w:val="both"/>
         <w:rPr>
           <w:rFonts w:ascii="Times New Roman" w:hAnsi="Times New Roman" w:cs="Times New Roman"/>
@@ -33446,7 +33635,7 @@
           <w:tab w:val="num" w:pos="1701"/>
         </w:tabs>
         <w:spacing w:after="0" w:line="360" w:lineRule="auto"/>
-        <w:ind w:left="709" w:firstLine="709"/>
+        <w:ind w:left="0" w:firstLine="1418"/>
         <w:jc w:val="both"/>
         <w:rPr>
           <w:rFonts w:ascii="Times New Roman" w:hAnsi="Times New Roman" w:cs="Times New Roman"/>
@@ -33484,7 +33673,7 @@
           <w:tab w:val="num" w:pos="1701"/>
         </w:tabs>
         <w:spacing w:after="0" w:line="360" w:lineRule="auto"/>
-        <w:ind w:left="709" w:firstLine="709"/>
+        <w:ind w:left="0" w:firstLine="1418"/>
         <w:jc w:val="both"/>
         <w:rPr>
           <w:rFonts w:ascii="Times New Roman" w:hAnsi="Times New Roman" w:cs="Times New Roman"/>
@@ -33514,7 +33703,7 @@
           <w:tab w:val="num" w:pos="1701"/>
         </w:tabs>
         <w:spacing w:after="0" w:line="360" w:lineRule="auto"/>
-        <w:ind w:left="709" w:firstLine="709"/>
+        <w:ind w:left="0" w:firstLine="1418"/>
         <w:jc w:val="both"/>
         <w:rPr>
           <w:rFonts w:ascii="Times New Roman" w:hAnsi="Times New Roman" w:cs="Times New Roman"/>
@@ -33555,7 +33744,16 @@
           <w:szCs w:val="28"/>
           <w:lang w:val="ru-RU"/>
         </w:rPr>
-        <w:t>4. Публикация на GitHub Pages.</w:t>
+        <w:t>4. Публикация на GitHub Pages</w:t>
+      </w:r>
+      <w:r>
+        <w:rPr>
+          <w:rFonts w:ascii="Times New Roman" w:hAnsi="Times New Roman" w:cs="Times New Roman"/>
+          <w:sz w:val="28"/>
+          <w:szCs w:val="28"/>
+          <w:lang w:val="ru-RU"/>
+        </w:rPr>
+        <w:t>:</w:t>
       </w:r>
     </w:p>
     <w:p>
@@ -33564,7 +33762,7 @@
           <w:tab w:val="num" w:pos="1701"/>
         </w:tabs>
         <w:spacing w:after="0" w:line="360" w:lineRule="auto"/>
-        <w:ind w:left="709" w:firstLine="709"/>
+        <w:ind w:firstLine="1418"/>
         <w:jc w:val="both"/>
         <w:rPr>
           <w:rFonts w:ascii="Times New Roman" w:hAnsi="Times New Roman" w:cs="Times New Roman"/>
@@ -33593,7 +33791,7 @@
           <w:tab w:val="num" w:pos="1701"/>
         </w:tabs>
         <w:spacing w:after="0" w:line="360" w:lineRule="auto"/>
-        <w:ind w:left="709" w:firstLine="709"/>
+        <w:ind w:left="0" w:firstLine="1418"/>
         <w:jc w:val="both"/>
         <w:rPr>
           <w:rFonts w:ascii="Times New Roman" w:hAnsi="Times New Roman" w:cs="Times New Roman"/>
@@ -33622,7 +33820,7 @@
           <w:tab w:val="num" w:pos="1701"/>
         </w:tabs>
         <w:spacing w:after="0" w:line="360" w:lineRule="auto"/>
-        <w:ind w:left="709" w:firstLine="709"/>
+        <w:ind w:left="0" w:firstLine="1418"/>
         <w:jc w:val="both"/>
         <w:rPr>
           <w:rFonts w:ascii="Times New Roman" w:hAnsi="Times New Roman" w:cs="Times New Roman"/>
@@ -33651,7 +33849,7 @@
           <w:tab w:val="num" w:pos="1701"/>
         </w:tabs>
         <w:spacing w:after="0" w:line="360" w:lineRule="auto"/>
-        <w:ind w:left="709" w:firstLine="709"/>
+        <w:ind w:left="0" w:firstLine="1418"/>
         <w:jc w:val="both"/>
         <w:rPr>
           <w:rFonts w:ascii="Times New Roman" w:hAnsi="Times New Roman" w:cs="Times New Roman"/>
@@ -33772,7 +33970,7 @@
           <w:tab w:val="num" w:pos="1701"/>
         </w:tabs>
         <w:spacing w:after="0" w:line="360" w:lineRule="auto"/>
-        <w:ind w:left="709" w:firstLine="709"/>
+        <w:ind w:left="0" w:firstLine="1418"/>
         <w:jc w:val="both"/>
         <w:rPr>
           <w:rFonts w:ascii="Times New Roman" w:hAnsi="Times New Roman" w:cs="Times New Roman"/>
@@ -33809,7 +34007,7 @@
           <w:tab w:val="num" w:pos="1701"/>
         </w:tabs>
         <w:spacing w:after="0" w:line="360" w:lineRule="auto"/>
-        <w:ind w:left="709" w:firstLine="709"/>
+        <w:ind w:left="0" w:firstLine="1418"/>
         <w:jc w:val="both"/>
         <w:rPr>
           <w:rFonts w:ascii="Times New Roman" w:hAnsi="Times New Roman" w:cs="Times New Roman"/>
@@ -33839,7 +34037,7 @@
           <w:tab w:val="num" w:pos="1701"/>
         </w:tabs>
         <w:spacing w:after="0" w:line="360" w:lineRule="auto"/>
-        <w:ind w:left="709" w:firstLine="709"/>
+        <w:ind w:left="0" w:firstLine="1418"/>
         <w:jc w:val="both"/>
         <w:rPr>
           <w:rFonts w:ascii="Times New Roman" w:hAnsi="Times New Roman" w:cs="Times New Roman"/>
